--- a/site/Company_Profile_ES.docx
+++ b/site/Company_Profile_ES.docx
@@ -33,6 +33,24 @@
           <w:sz w:val="48"/>
           <w:szCs w:val="48"/>
         </w:rPr>
+        <w:t xml:space="preserve">xcombine</w:t>
+      </w:r>
+    </w:p>
+    <w:p>
+      <w:pPr>
+        <w:spacing w:after="260"/>
+      </w:pPr>
+      <w:r>
+        <w:rPr>
+          <w:rFonts w:ascii="Aptos" w:cs="Aptos" w:eastAsia="Aptos" w:hAnsi="Aptos"/>
+          <w:b/>
+          <w:bCs/>
+          <w:i w:val="false"/>
+          <w:iCs w:val="false"/>
+          <w:color w:val="17324D"/>
+          <w:sz w:val="24"/>
+          <w:szCs w:val="24"/>
+        </w:rPr>
         <w:t xml:space="preserve">Estudio independiente de software</w:t>
       </w:r>
     </w:p>
@@ -450,7 +468,7 @@
       <w:pPr>
         <w:spacing w:after="100"/>
       </w:pPr>
-      <w:hyperlink w:history="1" r:id="rIddh8ppwkk2j7md7hehidd0">
+      <w:hyperlink w:history="1" r:id="rIdg2rr-5x_o8lo13wuqefty">
         <w:r>
           <w:rPr>
             <w:rFonts w:ascii="Aptos" w:cs="Aptos" w:eastAsia="Aptos" w:hAnsi="Aptos"/>
@@ -584,7 +602,7 @@
       <w:pPr>
         <w:spacing w:after="100"/>
       </w:pPr>
-      <w:hyperlink w:history="1" r:id="rId2voav22a2nylv2tmuyj0m">
+      <w:hyperlink w:history="1" r:id="rIddxoh42fypcf6zm-jnlgcu">
         <w:r>
           <w:rPr>
             <w:rFonts w:ascii="Aptos" w:cs="Aptos" w:eastAsia="Aptos" w:hAnsi="Aptos"/>
@@ -718,7 +736,7 @@
       <w:pPr>
         <w:spacing w:after="100"/>
       </w:pPr>
-      <w:hyperlink w:history="1" r:id="rIdwxxsxr8i48guhk04v_yho">
+      <w:hyperlink w:history="1" r:id="rIdfqtc7g2c2ckwoh-tpr9g6">
         <w:r>
           <w:rPr>
             <w:rFonts w:ascii="Aptos" w:cs="Aptos" w:eastAsia="Aptos" w:hAnsi="Aptos"/>
@@ -1947,20 +1965,27 @@
     </w:p>
     <w:p>
       <w:pPr>
-        <w:spacing w:after="120" w:line="290"/>
-      </w:pPr>
-      <w:r>
-        <w:rPr>
-          <w:rFonts w:ascii="Aptos" w:cs="Aptos" w:eastAsia="Aptos" w:hAnsi="Aptos"/>
-          <w:b w:val="false"/>
-          <w:bCs w:val="false"/>
-          <w:i/>
-          <w:iCs/>
-          <w:color w:val="6B7C8F"/>
-          <w:sz w:val="21"/>
-          <w:szCs w:val="21"/>
-        </w:rPr>
-        <w:t xml:space="preserve">Añade los datos de contacto desde el editor de la web.</w:t>
+        <w:spacing w:after="90" w:line="270"/>
+      </w:pPr>
+      <w:r>
+        <w:rPr>
+          <w:rFonts w:ascii="Aptos" w:cs="Aptos" w:eastAsia="Aptos" w:hAnsi="Aptos"/>
+          <w:b/>
+          <w:bCs/>
+          <w:color w:val="17324D"/>
+          <w:sz w:val="20"/>
+          <w:szCs w:val="20"/>
+        </w:rPr>
+        <w:t xml:space="preserve">Website: </w:t>
+      </w:r>
+      <w:r>
+        <w:rPr>
+          <w:rFonts w:ascii="Aptos" w:cs="Aptos" w:eastAsia="Aptos" w:hAnsi="Aptos"/>
+          <w:color w:val="425466"/>
+          <w:sz w:val="20"/>
+          <w:szCs w:val="20"/>
+        </w:rPr>
+        <w:t xml:space="preserve">https://xcombine.xyz</w:t>
       </w:r>
     </w:p>
     <w:sectPr>

--- a/site/Company_Profile_ES.docx
+++ b/site/Company_Profile_ES.docx
@@ -468,7 +468,7 @@
       <w:pPr>
         <w:spacing w:after="100"/>
       </w:pPr>
-      <w:hyperlink w:history="1" r:id="rIdg2rr-5x_o8lo13wuqefty">
+      <w:hyperlink w:history="1" r:id="rIdkjcguhizpckq2-kijguqr">
         <w:r>
           <w:rPr>
             <w:rFonts w:ascii="Aptos" w:cs="Aptos" w:eastAsia="Aptos" w:hAnsi="Aptos"/>
@@ -602,7 +602,7 @@
       <w:pPr>
         <w:spacing w:after="100"/>
       </w:pPr>
-      <w:hyperlink w:history="1" r:id="rIddxoh42fypcf6zm-jnlgcu">
+      <w:hyperlink w:history="1" r:id="rIdcoblsoqqgbgmg2fdo3_yc">
         <w:r>
           <w:rPr>
             <w:rFonts w:ascii="Aptos" w:cs="Aptos" w:eastAsia="Aptos" w:hAnsi="Aptos"/>
@@ -736,7 +736,7 @@
       <w:pPr>
         <w:spacing w:after="100"/>
       </w:pPr>
-      <w:hyperlink w:history="1" r:id="rIdfqtc7g2c2ckwoh-tpr9g6">
+      <w:hyperlink w:history="1" r:id="rIddq78hnn6w1gvk3vtxiicu">
         <w:r>
           <w:rPr>
             <w:rFonts w:ascii="Aptos" w:cs="Aptos" w:eastAsia="Aptos" w:hAnsi="Aptos"/>

--- a/site/Company_Profile_ES.docx
+++ b/site/Company_Profile_ES.docx
@@ -77,7 +77,7 @@
           <w:sz w:val="25"/>
           <w:szCs w:val="25"/>
         </w:rPr>
-        <w:t xml:space="preserve">Desarrollo independiente de sistemas CRM, plataformas web, asistentes de IA y automatización empresarial, adaptados al funcionamiento real de tu empresa.</w:t>
+        <w:t xml:space="preserve">Explora software listo para usar, solicita una solución a medida o ayuda a crear un producto para las necesidades de tu sector.</w:t>
       </w:r>
     </w:p>
     <w:p>
@@ -95,7 +95,7 @@
           <w:sz w:val="18"/>
           <w:szCs w:val="18"/>
         </w:rPr>
-        <w:t xml:space="preserve">Desarrollo de software • Automatización con IA • Soluciones de negocio</w:t>
+        <w:t xml:space="preserve">Productos / Ingeniería / Automatización</w:t>
       </w:r>
     </w:p>
     <w:p>
@@ -112,7 +112,7 @@
           <w:sz w:val="17"/>
           <w:szCs w:val="17"/>
         </w:rPr>
-        <w:t xml:space="preserve">NUESTROS PRODUCTOS ACTIVOS</w:t>
+        <w:t xml:space="preserve">PRODUCTOS LISTOS PARA USAR</w:t>
       </w:r>
     </w:p>
     <w:p>
@@ -246,7 +246,7 @@
           <w:sz w:val="34"/>
           <w:szCs w:val="34"/>
         </w:rPr>
-        <w:t xml:space="preserve">Tu negocio crece.</w:t>
+        <w:t xml:space="preserve">Un problema. Varias formas de resolverlo.</w:t>
       </w:r>
     </w:p>
     <w:p>
@@ -264,7 +264,7 @@
           <w:sz w:val="22"/>
           <w:szCs w:val="22"/>
         </w:rPr>
-        <w:t xml:space="preserve">Somos un estudio independiente de desarrollo de software. Creamos sistemas CRM, plataformas web, asistentes de IA y automatizaciones adaptadas a tu negocio, no al contrario.</w:t>
+        <w:t xml:space="preserve">Empezamos por la necesidad del negocio y después elegimos el modelo adecuado, sin obligar a cada cliente a contratar desarrollo a medida.</w:t>
       </w:r>
     </w:p>
     <w:p>
@@ -281,7 +281,7 @@
           <w:sz w:val="17"/>
           <w:szCs w:val="17"/>
         </w:rPr>
-        <w:t xml:space="preserve">DÓNDE SE PIERDE EL TIEMPO</w:t>
+        <w:t xml:space="preserve">TRES FORMAS DE TRABAJAR</w:t>
       </w:r>
     </w:p>
     <w:p>
@@ -299,7 +299,7 @@
           <w:sz w:val="26"/>
           <w:szCs w:val="26"/>
         </w:rPr>
-        <w:t xml:space="preserve">Los datos están repartidos</w:t>
+        <w:t xml:space="preserve">Desarrollo a medida</w:t>
       </w:r>
     </w:p>
     <w:p>
@@ -317,7 +317,7 @@
           <w:sz w:val="20"/>
           <w:szCs w:val="20"/>
         </w:rPr>
-        <w:t xml:space="preserve">Clientes en Excel, conversaciones en WhatsApp y tareas en la cabeza. La información se pierde entre herramientas.</w:t>
+        <w:t xml:space="preserve">Un sistema único para tus procesos, integraciones y modelo operativo.</w:t>
       </w:r>
     </w:p>
     <w:p>
@@ -335,7 +335,7 @@
           <w:sz w:val="26"/>
           <w:szCs w:val="26"/>
         </w:rPr>
-        <w:t xml:space="preserve">El mismo trabajo cada día</w:t>
+        <w:t xml:space="preserve">Productos listos para usar</w:t>
       </w:r>
     </w:p>
     <w:p>
@@ -353,7 +353,7 @@
           <w:sz w:val="20"/>
           <w:szCs w:val="20"/>
         </w:rPr>
-        <w:t xml:space="preserve">Responder las mismas preguntas, copiar datos y preparar documentos e informes a mano.</w:t>
+        <w:t xml:space="preserve">Un producto existente por suscripción o licencia, con implantación y adaptación opcionales.</w:t>
       </w:r>
     </w:p>
     <w:p>
@@ -371,7 +371,7 @@
           <w:sz w:val="26"/>
           <w:szCs w:val="26"/>
         </w:rPr>
-        <w:t xml:space="preserve">Respuestas lentas y clientes perdidos</w:t>
+        <w:t xml:space="preserve">Colaboración de producto</w:t>
       </w:r>
     </w:p>
     <w:p>
@@ -389,7 +389,7 @@
           <w:sz w:val="20"/>
           <w:szCs w:val="20"/>
         </w:rPr>
-        <w:t xml:space="preserve">Si una consulta tarda horas en responderse, el cliente potencial puede elegir a un competidor.</w:t>
+        <w:t xml:space="preserve">Un problema recurrente se convierte en un producto compartido que evoluciona con los primeros clientes.</w:t>
       </w:r>
     </w:p>
     <w:p>
@@ -407,7 +407,7 @@
           <w:sz w:val="34"/>
           <w:szCs w:val="34"/>
         </w:rPr>
-        <w:t xml:space="preserve">Productos reales diseñados, desarrollados y lanzados por nosotros.</w:t>
+        <w:t xml:space="preserve">Productos reales para operaciones reales.</w:t>
       </w:r>
     </w:p>
     <w:p>
@@ -468,7 +468,7 @@
       <w:pPr>
         <w:spacing w:after="100"/>
       </w:pPr>
-      <w:hyperlink w:history="1" r:id="rIdkjcguhizpckq2-kijguqr">
+      <w:hyperlink w:history="1" r:id="rIdwwo7dk4mwaqitcpbksium">
         <w:r>
           <w:rPr>
             <w:rFonts w:ascii="Aptos" w:cs="Aptos" w:eastAsia="Aptos" w:hAnsi="Aptos"/>
@@ -550,7 +550,7 @@
           <w:sz w:val="20"/>
           <w:szCs w:val="20"/>
         </w:rPr>
-        <w:t xml:space="preserve">Valor para el negocio: </w:t>
+        <w:t xml:space="preserve">Qué aporta: </w:t>
       </w:r>
       <w:r>
         <w:rPr>
@@ -602,7 +602,7 @@
       <w:pPr>
         <w:spacing w:after="100"/>
       </w:pPr>
-      <w:hyperlink w:history="1" r:id="rIdcoblsoqqgbgmg2fdo3_yc">
+      <w:hyperlink w:history="1" r:id="rId_7ibzefl2szopsqfzhgt6">
         <w:r>
           <w:rPr>
             <w:rFonts w:ascii="Aptos" w:cs="Aptos" w:eastAsia="Aptos" w:hAnsi="Aptos"/>
@@ -684,7 +684,7 @@
           <w:sz w:val="20"/>
           <w:szCs w:val="20"/>
         </w:rPr>
-        <w:t xml:space="preserve">Valor para el negocio: </w:t>
+        <w:t xml:space="preserve">Qué aporta: </w:t>
       </w:r>
       <w:r>
         <w:rPr>
@@ -736,7 +736,7 @@
       <w:pPr>
         <w:spacing w:after="100"/>
       </w:pPr>
-      <w:hyperlink w:history="1" r:id="rIddq78hnn6w1gvk3vtxiicu">
+      <w:hyperlink w:history="1" r:id="rIdr5604lewdxj5m15hdq_c-">
         <w:r>
           <w:rPr>
             <w:rFonts w:ascii="Aptos" w:cs="Aptos" w:eastAsia="Aptos" w:hAnsi="Aptos"/>
@@ -818,7 +818,7 @@
           <w:sz w:val="20"/>
           <w:szCs w:val="20"/>
         </w:rPr>
-        <w:t xml:space="preserve">Valor para el negocio: </w:t>
+        <w:t xml:space="preserve">Qué aporta: </w:t>
       </w:r>
       <w:r>
         <w:rPr>
@@ -845,7 +845,7 @@
           <w:sz w:val="34"/>
           <w:szCs w:val="34"/>
         </w:rPr>
-        <w:t xml:space="preserve">Qué podemos crear para tu negocio</w:t>
+        <w:t xml:space="preserve">Software construido alrededor de tu operación</w:t>
       </w:r>
     </w:p>
     <w:p>
@@ -863,7 +863,7 @@
           <w:sz w:val="21"/>
           <w:szCs w:val="21"/>
         </w:rPr>
-        <w:t xml:space="preserve">Partimos del resultado que necesitas y después elegimos la tecnología.</w:t>
+        <w:t xml:space="preserve">Cuando las herramientas estándar no encajan, diseñamos el sistema, las integraciones y la automatización alrededor de tu proceso real.</w:t>
       </w:r>
     </w:p>
     <w:p>
@@ -1213,7 +1213,7 @@
           <w:sz w:val="34"/>
           <w:szCs w:val="34"/>
         </w:rPr>
-        <w:t xml:space="preserve">La tecnología adecuada, con un trato personal.</w:t>
+        <w:t xml:space="preserve">Empieza con el problema de un cliente. Crea un producto que otros necesiten.</w:t>
       </w:r>
     </w:p>
     <w:p>
@@ -1231,7 +1231,7 @@
           <w:sz w:val="21"/>
           <w:szCs w:val="21"/>
         </w:rPr>
-        <w:t xml:space="preserve">Trabajas directamente con el desarrollador que crea tu producto, sin capas intermedias de gestores.</w:t>
+        <w:t xml:space="preserve">Cuando la misma necesidad aparece en varias empresas, validamos un producto compartido y lo hacemos evolucionar con los primeros usuarios.</w:t>
       </w:r>
     </w:p>
     <w:p>
@@ -1248,7 +1248,7 @@
           <w:sz w:val="17"/>
           <w:szCs w:val="17"/>
         </w:rPr>
-        <w:t xml:space="preserve">IMPLANTACIÓN POR ETAPAS</w:t>
+        <w:t xml:space="preserve">TRES ETAPAS</w:t>
       </w:r>
     </w:p>
     <w:p>
@@ -1266,7 +1266,7 @@
           <w:sz w:val="21"/>
           <w:szCs w:val="21"/>
         </w:rPr>
-        <w:t xml:space="preserve">Fase 1 · Núcleo</w:t>
+        <w:t xml:space="preserve">Etapa 1 · Validar</w:t>
       </w:r>
     </w:p>
     <w:p>
@@ -1284,7 +1284,7 @@
           <w:sz w:val="21"/>
           <w:szCs w:val="21"/>
         </w:rPr>
-        <w:t xml:space="preserve">Se automatiza un proceso clave</w:t>
+        <w:t xml:space="preserve">Probamos la demanda recurrente y su economía</w:t>
       </w:r>
     </w:p>
     <w:p>
@@ -1302,7 +1302,7 @@
           <w:sz w:val="21"/>
           <w:szCs w:val="21"/>
         </w:rPr>
-        <w:t xml:space="preserve">Fase 2 · Integraciones</w:t>
+        <w:t xml:space="preserve">Etapa 2 · Lanzar</w:t>
       </w:r>
     </w:p>
     <w:p>
@@ -1320,7 +1320,7 @@
           <w:sz w:val="21"/>
           <w:szCs w:val="21"/>
         </w:rPr>
-        <w:t xml:space="preserve">Conectamos las herramientas que ya usas</w:t>
+        <w:t xml:space="preserve">Definimos propiedad, precio y alcance</w:t>
       </w:r>
     </w:p>
     <w:p>
@@ -1338,7 +1338,7 @@
           <w:sz w:val="21"/>
           <w:szCs w:val="21"/>
         </w:rPr>
-        <w:t xml:space="preserve">Fase 3 · IA y escala</w:t>
+        <w:t xml:space="preserve">Etapa 3 · Escalar</w:t>
       </w:r>
     </w:p>
     <w:p>
@@ -1356,7 +1356,7 @@
           <w:sz w:val="21"/>
           <w:szCs w:val="21"/>
         </w:rPr>
-        <w:t xml:space="preserve">Asistentes, análisis y nuevas funciones</w:t>
+        <w:t xml:space="preserve">El feedback desarrolla el producto compartido</w:t>
       </w:r>
     </w:p>
     <w:p>
@@ -1374,7 +1374,7 @@
           <w:sz w:val="26"/>
           <w:szCs w:val="26"/>
         </w:rPr>
-        <w:t xml:space="preserve">Creado a tu medida</w:t>
+        <w:t xml:space="preserve">Problema recurrente</w:t>
       </w:r>
     </w:p>
     <w:p>
@@ -1392,7 +1392,7 @@
           <w:sz w:val="21"/>
           <w:szCs w:val="21"/>
         </w:rPr>
-        <w:t xml:space="preserve">Sin plantillas impuestas. Estudiamos tu proceso y creamos exactamente lo que necesita.</w:t>
+        <w:t xml:space="preserve">Buscamos una necesidad compartida por varias empresas, no un encargo puntual.</w:t>
       </w:r>
     </w:p>
     <w:p>
@@ -1410,7 +1410,7 @@
           <w:sz w:val="26"/>
           <w:szCs w:val="26"/>
         </w:rPr>
-        <w:t xml:space="preserve">Directo y flexible</w:t>
+        <w:t xml:space="preserve">Validación comercial</w:t>
       </w:r>
     </w:p>
     <w:p>
@@ -1428,7 +1428,7 @@
           <w:sz w:val="21"/>
           <w:szCs w:val="21"/>
         </w:rPr>
-        <w:t xml:space="preserve">Hablas directamente con el desarrollador. Las decisiones son rápidas y los cambios se debaten con facilidad.</w:t>
+        <w:t xml:space="preserve">Probamos demanda, disposición a pagar y costes de soporte antes de escalar.</w:t>
       </w:r>
     </w:p>
     <w:p>
@@ -1446,7 +1446,7 @@
           <w:sz w:val="26"/>
           <w:szCs w:val="26"/>
         </w:rPr>
-        <w:t xml:space="preserve">Avalado por productos reales</w:t>
+        <w:t xml:space="preserve">Propiedad clara</w:t>
       </w:r>
     </w:p>
     <w:p>
@@ -1464,7 +1464,7 @@
           <w:sz w:val="21"/>
           <w:szCs w:val="21"/>
         </w:rPr>
-        <w:t xml:space="preserve">Rieltix, Mapest y Forma ya funcionan: puedes ver la calidad antes de empezar.</w:t>
+        <w:t xml:space="preserve">Los derechos sobre código, datos y producto se definen antes de desarrollar.</w:t>
       </w:r>
     </w:p>
     <w:p>
@@ -1482,7 +1482,7 @@
           <w:sz w:val="26"/>
           <w:szCs w:val="26"/>
         </w:rPr>
-        <w:t xml:space="preserve">Presupuesto razonable</w:t>
+        <w:t xml:space="preserve">Suscripción definida</w:t>
       </w:r>
     </w:p>
     <w:p>
@@ -1500,7 +1500,7 @@
           <w:sz w:val="21"/>
           <w:szCs w:val="21"/>
         </w:rPr>
-        <w:t xml:space="preserve">Solo las funciones que necesitas, sin los costes adicionales de una gran agencia. Por proyecto o mensual.</w:t>
+        <w:t xml:space="preserve">El alcance del servicio y el precio se vinculan al producto compartido.</w:t>
       </w:r>
     </w:p>
     <w:p>
@@ -1518,7 +1518,7 @@
           <w:sz w:val="26"/>
           <w:szCs w:val="26"/>
         </w:rPr>
-        <w:t xml:space="preserve">Implementación gradual</w:t>
+        <w:t xml:space="preserve">Hoja de ruta común</w:t>
       </w:r>
     </w:p>
     <w:p>
@@ -1536,7 +1536,7 @@
           <w:sz w:val="21"/>
           <w:szCs w:val="21"/>
         </w:rPr>
-        <w:t xml:space="preserve">Empieza por un proceso importante, comprueba el resultado y amplía paso a paso.</w:t>
+        <w:t xml:space="preserve">Las funciones comunes evolucionan para todos; las necesidades únicas quedan como extensiones.</w:t>
       </w:r>
     </w:p>
     <w:p>
@@ -1554,7 +1554,7 @@
           <w:sz w:val="26"/>
           <w:szCs w:val="26"/>
         </w:rPr>
-        <w:t xml:space="preserve">Soporte y evolución</w:t>
+        <w:t xml:space="preserve">Evolución continua</w:t>
       </w:r>
     </w:p>
     <w:p>
@@ -1572,7 +1572,7 @@
           <w:sz w:val="21"/>
           <w:szCs w:val="21"/>
         </w:rPr>
-        <w:t xml:space="preserve">Tras el lanzamiento mantenemos y mejoramos el producto según las condiciones acordadas.</w:t>
+        <w:t xml:space="preserve">El feedback de los clientes se convierte en una fuente estructurada para el producto.</w:t>
       </w:r>
     </w:p>
     <w:p>
@@ -1615,7 +1615,7 @@
           <w:sz w:val="17"/>
           <w:szCs w:val="17"/>
         </w:rPr>
-        <w:t xml:space="preserve">FORMAS DE COLABORACIÓN</w:t>
+        <w:t xml:space="preserve">DOS FORMAS DE EMPEZAR</w:t>
       </w:r>
     </w:p>
     <w:p>
@@ -1651,7 +1651,7 @@
           <w:sz w:val="21"/>
           <w:szCs w:val="21"/>
         </w:rPr>
-        <w:t xml:space="preserve">Una solución creada desde cero para tu necesidad concreta.</w:t>
+        <w:t xml:space="preserve">Una solución definida para tu propia operación.</w:t>
       </w:r>
     </w:p>
     <w:p>
@@ -1669,7 +1669,7 @@
           <w:sz w:val="21"/>
           <w:szCs w:val="21"/>
         </w:rPr>
-        <w:t xml:space="preserve">Suscripción mensual</w:t>
+        <w:t xml:space="preserve">Colaboración de producto</w:t>
       </w:r>
     </w:p>
     <w:p>
@@ -1687,7 +1687,7 @@
           <w:sz w:val="21"/>
           <w:szCs w:val="21"/>
         </w:rPr>
-        <w:t xml:space="preserve">Algunos servicios y productos están disponibles con una cuota mensual.</w:t>
+        <w:t xml:space="preserve">Empieza con un problema compartido y explora un producto reutilizable.</w:t>
       </w:r>
     </w:p>
     <w:p>
@@ -1907,7 +1907,7 @@
           <w:sz w:val="23"/>
           <w:szCs w:val="23"/>
         </w:rPr>
-        <w:t xml:space="preserve">¿Tienes una idea o un problema de negocio que quieres automatizar?</w:t>
+        <w:t xml:space="preserve">¿Tienes un problema de negocio que otras empresas podrían compartir?</w:t>
       </w:r>
     </w:p>
     <w:p>
@@ -1925,7 +1925,7 @@
           <w:sz w:val="23"/>
           <w:szCs w:val="23"/>
         </w:rPr>
-        <w:t xml:space="preserve">Hablemos de la solución.</w:t>
+        <w:t xml:space="preserve">Veamos si debería convertirse en un producto.</w:t>
       </w:r>
     </w:p>
     <w:p>
@@ -1943,7 +1943,7 @@
           <w:sz w:val="21"/>
           <w:szCs w:val="21"/>
         </w:rPr>
-        <w:t xml:space="preserve">Escríbenos y te responderemos para acordar un horario cómodo para la consulta.</w:t>
+        <w:t xml:space="preserve">Cuéntanos cómo funciona el proceso, quién sufre el problema y qué resultado buscas.</w:t>
       </w:r>
     </w:p>
     <w:p>

--- a/site/Company_Profile_ES.docx
+++ b/site/Company_Profile_ES.docx
@@ -468,7 +468,7 @@
       <w:pPr>
         <w:spacing w:after="100"/>
       </w:pPr>
-      <w:hyperlink w:history="1" r:id="rIdwwo7dk4mwaqitcpbksium">
+      <w:hyperlink w:history="1" r:id="rIdvgtkjwrqmovrveju9rymm">
         <w:r>
           <w:rPr>
             <w:rFonts w:ascii="Aptos" w:cs="Aptos" w:eastAsia="Aptos" w:hAnsi="Aptos"/>
@@ -602,7 +602,7 @@
       <w:pPr>
         <w:spacing w:after="100"/>
       </w:pPr>
-      <w:hyperlink w:history="1" r:id="rId_7ibzefl2szopsqfzhgt6">
+      <w:hyperlink w:history="1" r:id="rIdxdvdbtvhxj2cllzurroh_">
         <w:r>
           <w:rPr>
             <w:rFonts w:ascii="Aptos" w:cs="Aptos" w:eastAsia="Aptos" w:hAnsi="Aptos"/>
@@ -736,7 +736,7 @@
       <w:pPr>
         <w:spacing w:after="100"/>
       </w:pPr>
-      <w:hyperlink w:history="1" r:id="rIdr5604lewdxj5m15hdq_c-">
+      <w:hyperlink w:history="1" r:id="rIdesbkevqbkp4i8xvjlrtkl">
         <w:r>
           <w:rPr>
             <w:rFonts w:ascii="Aptos" w:cs="Aptos" w:eastAsia="Aptos" w:hAnsi="Aptos"/>

--- a/site/Company_Profile_ES.docx
+++ b/site/Company_Profile_ES.docx
@@ -468,7 +468,7 @@
       <w:pPr>
         <w:spacing w:after="100"/>
       </w:pPr>
-      <w:hyperlink w:history="1" r:id="rIdvgtkjwrqmovrveju9rymm">
+      <w:hyperlink w:history="1" r:id="rIdmhg9bqstrt-is1itg7ty3">
         <w:r>
           <w:rPr>
             <w:rFonts w:ascii="Aptos" w:cs="Aptos" w:eastAsia="Aptos" w:hAnsi="Aptos"/>
@@ -602,7 +602,7 @@
       <w:pPr>
         <w:spacing w:after="100"/>
       </w:pPr>
-      <w:hyperlink w:history="1" r:id="rIdxdvdbtvhxj2cllzurroh_">
+      <w:hyperlink w:history="1" r:id="rIdngwzouam4fyzbrudivpwm">
         <w:r>
           <w:rPr>
             <w:rFonts w:ascii="Aptos" w:cs="Aptos" w:eastAsia="Aptos" w:hAnsi="Aptos"/>
@@ -736,7 +736,7 @@
       <w:pPr>
         <w:spacing w:after="100"/>
       </w:pPr>
-      <w:hyperlink w:history="1" r:id="rIdesbkevqbkp4i8xvjlrtkl">
+      <w:hyperlink w:history="1" r:id="rIdpzw0wevcoyyvumpco_js-">
         <w:r>
           <w:rPr>
             <w:rFonts w:ascii="Aptos" w:cs="Aptos" w:eastAsia="Aptos" w:hAnsi="Aptos"/>

--- a/site/Company_Profile_ES.docx
+++ b/site/Company_Profile_ES.docx
@@ -468,7 +468,7 @@
       <w:pPr>
         <w:spacing w:after="100"/>
       </w:pPr>
-      <w:hyperlink w:history="1" r:id="rIdmhg9bqstrt-is1itg7ty3">
+      <w:hyperlink w:history="1" r:id="rIdwthmrpmakve0coap0u2pq">
         <w:r>
           <w:rPr>
             <w:rFonts w:ascii="Aptos" w:cs="Aptos" w:eastAsia="Aptos" w:hAnsi="Aptos"/>
@@ -602,7 +602,7 @@
       <w:pPr>
         <w:spacing w:after="100"/>
       </w:pPr>
-      <w:hyperlink w:history="1" r:id="rIdngwzouam4fyzbrudivpwm">
+      <w:hyperlink w:history="1" r:id="rId-gbpg8m54ieumtio09sv1">
         <w:r>
           <w:rPr>
             <w:rFonts w:ascii="Aptos" w:cs="Aptos" w:eastAsia="Aptos" w:hAnsi="Aptos"/>
@@ -736,7 +736,7 @@
       <w:pPr>
         <w:spacing w:after="100"/>
       </w:pPr>
-      <w:hyperlink w:history="1" r:id="rIdpzw0wevcoyyvumpco_js-">
+      <w:hyperlink w:history="1" r:id="rIds2p1t_qfpc_addo1xmu8z">
         <w:r>
           <w:rPr>
             <w:rFonts w:ascii="Aptos" w:cs="Aptos" w:eastAsia="Aptos" w:hAnsi="Aptos"/>

--- a/site/Company_Profile_ES.docx
+++ b/site/Company_Profile_ES.docx
@@ -468,7 +468,7 @@
       <w:pPr>
         <w:spacing w:after="100"/>
       </w:pPr>
-      <w:hyperlink w:history="1" r:id="rIdwthmrpmakve0coap0u2pq">
+      <w:hyperlink w:history="1" r:id="rIdadfpwbb7vu3y1021dony6">
         <w:r>
           <w:rPr>
             <w:rFonts w:ascii="Aptos" w:cs="Aptos" w:eastAsia="Aptos" w:hAnsi="Aptos"/>
@@ -602,7 +602,7 @@
       <w:pPr>
         <w:spacing w:after="100"/>
       </w:pPr>
-      <w:hyperlink w:history="1" r:id="rId-gbpg8m54ieumtio09sv1">
+      <w:hyperlink w:history="1" r:id="rIddmfbkmwjr4kmiqpooposj">
         <w:r>
           <w:rPr>
             <w:rFonts w:ascii="Aptos" w:cs="Aptos" w:eastAsia="Aptos" w:hAnsi="Aptos"/>
@@ -736,7 +736,7 @@
       <w:pPr>
         <w:spacing w:after="100"/>
       </w:pPr>
-      <w:hyperlink w:history="1" r:id="rIds2p1t_qfpc_addo1xmu8z">
+      <w:hyperlink w:history="1" r:id="rIddrnra1rrcrat7vxovh41c">
         <w:r>
           <w:rPr>
             <w:rFonts w:ascii="Aptos" w:cs="Aptos" w:eastAsia="Aptos" w:hAnsi="Aptos"/>

--- a/site/Company_Profile_ES.docx
+++ b/site/Company_Profile_ES.docx
@@ -468,7 +468,7 @@
       <w:pPr>
         <w:spacing w:after="100"/>
       </w:pPr>
-      <w:hyperlink w:history="1" r:id="rIdadfpwbb7vu3y1021dony6">
+      <w:hyperlink w:history="1" r:id="rIdlqvlkdlwxjhbcjgtksjao">
         <w:r>
           <w:rPr>
             <w:rFonts w:ascii="Aptos" w:cs="Aptos" w:eastAsia="Aptos" w:hAnsi="Aptos"/>
@@ -602,7 +602,7 @@
       <w:pPr>
         <w:spacing w:after="100"/>
       </w:pPr>
-      <w:hyperlink w:history="1" r:id="rIddmfbkmwjr4kmiqpooposj">
+      <w:hyperlink w:history="1" r:id="rId9djpg8fz-i3iwe96gscoc">
         <w:r>
           <w:rPr>
             <w:rFonts w:ascii="Aptos" w:cs="Aptos" w:eastAsia="Aptos" w:hAnsi="Aptos"/>
@@ -736,7 +736,7 @@
       <w:pPr>
         <w:spacing w:after="100"/>
       </w:pPr>
-      <w:hyperlink w:history="1" r:id="rIddrnra1rrcrat7vxovh41c">
+      <w:hyperlink w:history="1" r:id="rId_iy5p0xlu6j7wr0r9ezym">
         <w:r>
           <w:rPr>
             <w:rFonts w:ascii="Aptos" w:cs="Aptos" w:eastAsia="Aptos" w:hAnsi="Aptos"/>
@@ -1961,6 +1961,31 @@
           <w:szCs w:val="17"/>
         </w:rPr>
         <w:t xml:space="preserve">CONTACTO</w:t>
+      </w:r>
+    </w:p>
+    <w:p>
+      <w:pPr>
+        <w:spacing w:after="90" w:line="270"/>
+      </w:pPr>
+      <w:r>
+        <w:rPr>
+          <w:rFonts w:ascii="Aptos" w:cs="Aptos" w:eastAsia="Aptos" w:hAnsi="Aptos"/>
+          <w:b/>
+          <w:bCs/>
+          <w:color w:val="17324D"/>
+          <w:sz w:val="20"/>
+          <w:szCs w:val="20"/>
+        </w:rPr>
+        <w:t xml:space="preserve">Email: </w:t>
+      </w:r>
+      <w:r>
+        <w:rPr>
+          <w:rFonts w:ascii="Aptos" w:cs="Aptos" w:eastAsia="Aptos" w:hAnsi="Aptos"/>
+          <w:color w:val="425466"/>
+          <w:sz w:val="20"/>
+          <w:szCs w:val="20"/>
+        </w:rPr>
+        <w:t xml:space="preserve">help@xcombine.xyz</w:t>
       </w:r>
     </w:p>
     <w:p>
